--- a/docs/dev/documents/SAD_07_Admin_Control_Panel.docx
+++ b/docs/dev/documents/SAD_07_Admin_Control_Panel.docx
@@ -83,7 +83,7 @@
           <w:color w:val="0B4884"/>
           <w:sz w:val="20"/>
         </w:rPr>
-        <w:t>CONFIDENTIAL — RECIPIENT EYES ONLY</w:t>
+        <w:t>PUBLIC, published with the Midgard repository</w:t>
       </w:r>
     </w:p>
     <w:p>
@@ -476,7 +476,7 @@
               <w:rPr>
                 <w:sz w:val="19"/>
               </w:rPr>
-              <w:t>CONFIDENTIAL — RECIPIENT EYES ONLY</w:t>
+              <w:t>PUBLIC, published with the Midgard repository</w:t>
             </w:r>
           </w:p>
         </w:tc>
@@ -12307,7 +12307,7 @@
         <w:color w:val="595959"/>
         <w:sz w:val="14"/>
       </w:rPr>
-      <w:t>Akuma Engineering Ltd. — CONFIDENTIAL</w:t>
+      <w:t>Akuma Engineering Ltd. — PUBLIC</w:t>
     </w:r>
     <w:r>
       <w:tab/>
